--- a/LARA-sub_agents/LARA/LARA - Documentation.docx
+++ b/LARA-sub_agents/LARA/LARA - Documentation.docx
@@ -16641,6 +16641,1002 @@
     <w:p>
       <w:r>
         <w:t>Caveat: the d3 single-app pool contains only 24 tasks, so that cell is close to exhaustive rather than a wide random sample.</w:t>
+      </w:r>
+    </w:p>
+    <w:p>
+      <w:pPr>
+        <w:pStyle w:val="1"/>
+      </w:pPr>
+      <w:r>
+        <w:t>Experiment Log: Track A, Experiment 1 — Fixing the Reviewer Retry Path (stale-completion race)</w:t>
+      </w:r>
+    </w:p>
+    <w:p>
+      <w:r>
+        <w:t>Date: 22/07/2026 | Conducted by: Omer</w:t>
+      </w:r>
+    </w:p>
+    <w:p>
+      <w:r>
+        <w:t>1. Objective &amp; Hypothesis</w:t>
+      </w:r>
+    </w:p>
+    <w:p>
+      <w:r>
+        <w:t>Primary Goal: The capability study identified retry_killed_stale_eval as the single largest failure category — 58 Reviewer fires, 1 rescue across 105 tasks, and 12 of 16 failures above difficulty 1. This experiment fixes the underlying race and re-baselines to see whether the projected recovery materialises.</w:t>
+      </w:r>
+    </w:p>
+    <w:p>
+      <w:r>
+        <w:t>Root cause (confirmed by reading the code, not assumed): AppWorld's task status is STICKY. Once attempt 1 calls complete_task(), env.task_completed() stays True for the rest of the task. Two guards then combine fatally on the retry: (a) the premature-submit guard strips the retry's complete_task() because it sees 'step 1 of ~10 plan steps', so the new answer is never submitted; (b) evaluate_task() is then called every ReAct step and reads the sticky flag — still True from attempt 1 — so the loop breaks at step 1 on attempt 1's stale, wrong verdict.</w:t>
+      </w:r>
+    </w:p>
+    <w:p>
+      <w:r>
+        <w:t>Verified mechanism directly: complete_task() in supervisor/apis.py is a plain overwrite (sets answer + status, no rejection). So a retry MAY legitimately re-submit — it simply has to be allowed to run long enough to do so. This ruled out the 'reset AppWorld state' option: no reset is needed, only attempt-scoped evaluation.</w:t>
+      </w:r>
+    </w:p>
+    <w:p>
+      <w:r>
+        <w:t>Hypothesis: making evaluation attempt-scoped (only evaluate once THIS attempt has actually submitted) plus disabling the strip guard on reviewer-driven retries will let corrected answers be scored. Whether that raises the SCORE is a separate empirical question — the fix guarantees the retry runs, not that its answer is right.</w:t>
+      </w:r>
+    </w:p>
+    <w:p>
+      <w:pPr>
+        <w:pStyle w:val="3"/>
+      </w:pPr>
+      <w:r>
+        <w:t>2. Environment Setup</w:t>
+      </w:r>
+    </w:p>
+    <w:p>
+      <w:r>
+        <w:t>Branch: feat/specialists-and-success-rate (Track A pipeline work), from commit 150be3d. Isolated git worktree.</w:t>
+      </w:r>
+    </w:p>
+    <w:p>
+      <w:r>
+        <w:t>Models: Executor / Explorer / Reviewer all gpt-4.1-mini | Temperature=0.1</w:t>
+      </w:r>
+    </w:p>
+    <w:p>
+      <w:r>
+        <w:t>Parameters: MAX_ITERATIONS=6 | MAX_EXECUTOR_RUNS=2 | MAX_REACT_STEPS=16</w:t>
+      </w:r>
+    </w:p>
+    <w:p>
+      <w:r>
+        <w:t>Scoring: world.evaluate() — the official AppWorld scorer.</w:t>
+      </w:r>
+    </w:p>
+    <w:p>
+      <w:r>
+        <w:t>Slice: difficulty3-single-20 (retry bug is densest here — 7 of 10 baseline failures were retry_killed).</w:t>
+      </w:r>
+    </w:p>
+    <w:p>
+      <w:r>
+        <w:t>Baseline snapshot preserved at analysis/runs/baseline-pre-retryfix/ before the run overwrote the shared artifacts.</w:t>
+      </w:r>
+    </w:p>
+    <w:p>
+      <w:r>
+        <w:t>Files changed (all Track A): app_agents/base.py (attempt-scoped submission tracking + strip guard gated on reviewer retries). BaseAppExecutor left frozen; no Track B files touched.</w:t>
+      </w:r>
+    </w:p>
+    <w:p>
+      <w:r>
+        <w:t>Offline verification: a stubbed state-machine test (test_retry.py) reproduces the exact race and confirms the fix, using AppWorld's real verified semantics for complete_task() and task_completed().</w:t>
+      </w:r>
+    </w:p>
+    <w:p>
+      <w:r>
+        <w:t>3. Quantitative Results</w:t>
+      </w:r>
+    </w:p>
+    <w:p>
+      <w:r>
+        <w:t>Score: 6/18 on the tasks scored in both runs, versus 10/18 baseline (2 of 20 tasks hung on attempt 1 in the fixed run and were never scored — see attribution). Taken at face value this looks like a regression, but the mechanism table and the per-task attribution below show the score difference does NOT measure the fix.</w:t>
+      </w:r>
+    </w:p>
+    <w:p>
+      <w:r>
+        <w:t>Retry mechanism — baseline (9 Reviewer fires) versus fixed (12 fires; the fixed run had more wrong attempt-1s, so the Reviewer was invoked more often):</w:t>
+      </w:r>
+    </w:p>
+    <w:tbl>
+      <w:tblPr>
+        <w:tblStyle w:val="TableNormal"/>
+        <w:tblW w:type="auto" w:w="0"/>
+        <w:tblLook w:firstColumn="1" w:firstRow="1" w:lastColumn="0" w:lastRow="0" w:noHBand="0" w:noVBand="1" w:val="04A0"/>
+      </w:tblPr>
+      <w:tblGrid>
+        <w:gridCol w:w="3010"/>
+        <w:gridCol w:w="3010"/>
+        <w:gridCol w:w="3010"/>
+      </w:tblGrid>
+      <w:tr>
+        <w:tc>
+          <w:tcPr>
+            <w:tcW w:type="dxa" w:w="3010"/>
+          </w:tcPr>
+          <w:p>
+            <w:r>
+              <w:rPr>
+                <w:b/>
+              </w:rPr>
+              <w:t>Metric</w:t>
+            </w:r>
+          </w:p>
+        </w:tc>
+        <w:tc>
+          <w:tcPr>
+            <w:tcW w:type="dxa" w:w="3010"/>
+          </w:tcPr>
+          <w:p>
+            <w:r>
+              <w:rPr>
+                <w:b/>
+              </w:rPr>
+              <w:t>Baseline</w:t>
+            </w:r>
+          </w:p>
+        </w:tc>
+        <w:tc>
+          <w:tcPr>
+            <w:tcW w:type="dxa" w:w="3010"/>
+          </w:tcPr>
+          <w:p>
+            <w:r>
+              <w:rPr>
+                <w:b/>
+              </w:rPr>
+              <w:t>Fixed</w:t>
+            </w:r>
+          </w:p>
+        </w:tc>
+      </w:tr>
+      <w:tr>
+        <w:tc>
+          <w:tcPr>
+            <w:tcW w:type="dxa" w:w="3010"/>
+          </w:tcPr>
+          <w:p>
+            <w:r>
+              <w:t>Retries dying at exactly 1 step</w:t>
+            </w:r>
+          </w:p>
+        </w:tc>
+        <w:tc>
+          <w:tcPr>
+            <w:tcW w:type="dxa" w:w="3010"/>
+          </w:tcPr>
+          <w:p>
+            <w:r>
+              <w:t>9</w:t>
+            </w:r>
+          </w:p>
+        </w:tc>
+        <w:tc>
+          <w:tcPr>
+            <w:tcW w:type="dxa" w:w="3010"/>
+          </w:tcPr>
+          <w:p>
+            <w:r>
+              <w:t>4</w:t>
+            </w:r>
+          </w:p>
+        </w:tc>
+      </w:tr>
+      <w:tr>
+        <w:tc>
+          <w:tcPr>
+            <w:tcW w:type="dxa" w:w="3010"/>
+          </w:tcPr>
+          <w:p>
+            <w:r>
+              <w:t>'Stripped premature' events on retries</w:t>
+            </w:r>
+          </w:p>
+        </w:tc>
+        <w:tc>
+          <w:tcPr>
+            <w:tcW w:type="dxa" w:w="3010"/>
+          </w:tcPr>
+          <w:p>
+            <w:r>
+              <w:t>9</w:t>
+            </w:r>
+          </w:p>
+        </w:tc>
+        <w:tc>
+          <w:tcPr>
+            <w:tcW w:type="dxa" w:w="3010"/>
+          </w:tcPr>
+          <w:p>
+            <w:r>
+              <w:t>0</w:t>
+            </w:r>
+          </w:p>
+        </w:tc>
+      </w:tr>
+      <w:tr>
+        <w:tc>
+          <w:tcPr>
+            <w:tcW w:type="dxa" w:w="3010"/>
+          </w:tcPr>
+          <w:p>
+            <w:r>
+              <w:t>Retries that rescued a task (wrong → correct)</w:t>
+            </w:r>
+          </w:p>
+        </w:tc>
+        <w:tc>
+          <w:tcPr>
+            <w:tcW w:type="dxa" w:w="3010"/>
+          </w:tcPr>
+          <w:p>
+            <w:r>
+              <w:t>1</w:t>
+            </w:r>
+          </w:p>
+        </w:tc>
+        <w:tc>
+          <w:tcPr>
+            <w:tcW w:type="dxa" w:w="3010"/>
+          </w:tcPr>
+          <w:p>
+            <w:r>
+              <w:t>0</w:t>
+            </w:r>
+          </w:p>
+        </w:tc>
+      </w:tr>
+    </w:tbl>
+    <w:p>
+      <w:r>
+        <w:t>Comparison is over the 18 tasks scored in BOTH runs (2 of 20 — 34d9492_2, ec437da_2 — did not finish the fixed run: they hung/crashed on attempt 1 and were never scored, so they are excluded, not counted as regressions). On the common 18: baseline 10, fixed 6 → 2 genuine flips baseline-correct→fixed-wrong. Attribution:</w:t>
+      </w:r>
+    </w:p>
+    <w:tbl>
+      <w:tblPr>
+        <w:tblStyle w:val="TableNormal"/>
+        <w:tblW w:type="auto" w:w="0"/>
+        <w:tblLook w:firstColumn="1" w:firstRow="1" w:lastColumn="0" w:lastRow="0" w:noHBand="0" w:noVBand="1" w:val="04A0"/>
+      </w:tblPr>
+      <w:tblGrid>
+        <w:gridCol w:w="1806"/>
+        <w:gridCol w:w="1806"/>
+        <w:gridCol w:w="1806"/>
+        <w:gridCol w:w="1806"/>
+        <w:gridCol w:w="1806"/>
+      </w:tblGrid>
+      <w:tr>
+        <w:tc>
+          <w:tcPr>
+            <w:tcW w:type="dxa" w:w="1806"/>
+          </w:tcPr>
+          <w:p>
+            <w:r>
+              <w:rPr>
+                <w:b/>
+              </w:rPr>
+              <w:t>Task</w:t>
+            </w:r>
+          </w:p>
+        </w:tc>
+        <w:tc>
+          <w:tcPr>
+            <w:tcW w:type="dxa" w:w="1806"/>
+          </w:tcPr>
+          <w:p>
+            <w:r>
+              <w:rPr>
+                <w:b/>
+              </w:rPr>
+              <w:t>Baseline</w:t>
+            </w:r>
+          </w:p>
+        </w:tc>
+        <w:tc>
+          <w:tcPr>
+            <w:tcW w:type="dxa" w:w="1806"/>
+          </w:tcPr>
+          <w:p>
+            <w:r>
+              <w:rPr>
+                <w:b/>
+              </w:rPr>
+              <w:t>Fixed</w:t>
+            </w:r>
+          </w:p>
+        </w:tc>
+        <w:tc>
+          <w:tcPr>
+            <w:tcW w:type="dxa" w:w="1806"/>
+          </w:tcPr>
+          <w:p>
+            <w:r>
+              <w:rPr>
+                <w:b/>
+              </w:rPr>
+              <w:t>Reviewer fired in fixed run?</w:t>
+            </w:r>
+          </w:p>
+        </w:tc>
+        <w:tc>
+          <w:tcPr>
+            <w:tcW w:type="dxa" w:w="1806"/>
+          </w:tcPr>
+          <w:p>
+            <w:r>
+              <w:rPr>
+                <w:b/>
+              </w:rPr>
+              <w:t>Retry outcome</w:t>
+            </w:r>
+          </w:p>
+        </w:tc>
+      </w:tr>
+      <w:tr>
+        <w:tc>
+          <w:tcPr>
+            <w:tcW w:type="dxa" w:w="1806"/>
+          </w:tcPr>
+          <w:p>
+            <w:r>
+              <w:t>23d431c_3</w:t>
+            </w:r>
+          </w:p>
+        </w:tc>
+        <w:tc>
+          <w:tcPr>
+            <w:tcW w:type="dxa" w:w="1806"/>
+          </w:tcPr>
+          <w:p>
+            <w:r>
+              <w:t>correct (attempt 1)</w:t>
+            </w:r>
+          </w:p>
+        </w:tc>
+        <w:tc>
+          <w:tcPr>
+            <w:tcW w:type="dxa" w:w="1806"/>
+          </w:tcPr>
+          <w:p>
+            <w:r>
+              <w:t>wrong</w:t>
+            </w:r>
+          </w:p>
+        </w:tc>
+        <w:tc>
+          <w:tcPr>
+            <w:tcW w:type="dxa" w:w="1806"/>
+          </w:tcPr>
+          <w:p>
+            <w:r>
+              <w:t>yes (ENVIRONMENT_ERROR)</w:t>
+            </w:r>
+          </w:p>
+        </w:tc>
+        <w:tc>
+          <w:tcPr>
+            <w:tcW w:type="dxa" w:w="1806"/>
+          </w:tcPr>
+          <w:p>
+            <w:r>
+              <w:t>attempt 2 ran 8 steps, still wrong</w:t>
+            </w:r>
+          </w:p>
+        </w:tc>
+      </w:tr>
+      <w:tr>
+        <w:tc>
+          <w:tcPr>
+            <w:tcW w:type="dxa" w:w="1806"/>
+          </w:tcPr>
+          <w:p>
+            <w:r>
+              <w:t>34d9492_3</w:t>
+            </w:r>
+          </w:p>
+        </w:tc>
+        <w:tc>
+          <w:tcPr>
+            <w:tcW w:type="dxa" w:w="1806"/>
+          </w:tcPr>
+          <w:p>
+            <w:r>
+              <w:t>correct (attempt 1)</w:t>
+            </w:r>
+          </w:p>
+        </w:tc>
+        <w:tc>
+          <w:tcPr>
+            <w:tcW w:type="dxa" w:w="1806"/>
+          </w:tcPr>
+          <w:p>
+            <w:r>
+              <w:t>wrong</w:t>
+            </w:r>
+          </w:p>
+        </w:tc>
+        <w:tc>
+          <w:tcPr>
+            <w:tcW w:type="dxa" w:w="1806"/>
+          </w:tcPr>
+          <w:p>
+            <w:r>
+              <w:t>yes (WRONG FORMAT)</w:t>
+            </w:r>
+          </w:p>
+        </w:tc>
+        <w:tc>
+          <w:tcPr>
+            <w:tcW w:type="dxa" w:w="1806"/>
+          </w:tcPr>
+          <w:p>
+            <w:r>
+              <w:t>attempt 2 ran, still wrong</w:t>
+            </w:r>
+          </w:p>
+        </w:tc>
+      </w:tr>
+      <w:tr>
+        <w:tc>
+          <w:tcPr>
+            <w:tcW w:type="dxa" w:w="1806"/>
+          </w:tcPr>
+          <w:p>
+            <w:r>
+              <w:t>34d9492_2</w:t>
+            </w:r>
+          </w:p>
+        </w:tc>
+        <w:tc>
+          <w:tcPr>
+            <w:tcW w:type="dxa" w:w="1806"/>
+          </w:tcPr>
+          <w:p>
+            <w:r>
+              <w:t>correct (attempt 1)</w:t>
+            </w:r>
+          </w:p>
+        </w:tc>
+        <w:tc>
+          <w:tcPr>
+            <w:tcW w:type="dxa" w:w="1806"/>
+          </w:tcPr>
+          <w:p>
+            <w:r>
+              <w:t>did not finish</w:t>
+            </w:r>
+          </w:p>
+        </w:tc>
+        <w:tc>
+          <w:tcPr>
+            <w:tcW w:type="dxa" w:w="1806"/>
+          </w:tcPr>
+          <w:p>
+            <w:r>
+              <w:t>no</w:t>
+            </w:r>
+          </w:p>
+        </w:tc>
+        <w:tc>
+          <w:tcPr>
+            <w:tcW w:type="dxa" w:w="1806"/>
+          </w:tcPr>
+          <w:p>
+            <w:r>
+              <w:t>hung on attempt 1</w:t>
+            </w:r>
+          </w:p>
+        </w:tc>
+      </w:tr>
+      <w:tr>
+        <w:tc>
+          <w:tcPr>
+            <w:tcW w:type="dxa" w:w="1806"/>
+          </w:tcPr>
+          <w:p>
+            <w:r>
+              <w:t>ec437da_2</w:t>
+            </w:r>
+          </w:p>
+        </w:tc>
+        <w:tc>
+          <w:tcPr>
+            <w:tcW w:type="dxa" w:w="1806"/>
+          </w:tcPr>
+          <w:p>
+            <w:r>
+              <w:t>correct (attempt 1)</w:t>
+            </w:r>
+          </w:p>
+        </w:tc>
+        <w:tc>
+          <w:tcPr>
+            <w:tcW w:type="dxa" w:w="1806"/>
+          </w:tcPr>
+          <w:p>
+            <w:r>
+              <w:t>did not finish</w:t>
+            </w:r>
+          </w:p>
+        </w:tc>
+        <w:tc>
+          <w:tcPr>
+            <w:tcW w:type="dxa" w:w="1806"/>
+          </w:tcPr>
+          <w:p>
+            <w:r>
+              <w:t>no</w:t>
+            </w:r>
+          </w:p>
+        </w:tc>
+        <w:tc>
+          <w:tcPr>
+            <w:tcW w:type="dxa" w:w="1806"/>
+          </w:tcPr>
+          <w:p>
+            <w:r>
+              <w:t>hung on attempt 1</w:t>
+            </w:r>
+          </w:p>
+        </w:tc>
+      </w:tr>
+    </w:tbl>
+    <w:p>
+      <w:pPr>
+        <w:pStyle w:val="3"/>
+      </w:pPr>
+      <w:r>
+        <w:t>4. Qualitative Analysis</w:t>
+      </w:r>
+    </w:p>
+    <w:p>
+      <w:r>
+        <w:t>[1] The structural death is gone — this is the solid, log-verified result.</w:t>
+      </w:r>
+    </w:p>
+    <w:p>
+      <w:r>
+        <w:t>Retries dying at 1 step dropped from 9/10 to 4/10, and strips on retries from 9 to 0. The mass of attempt-2 lengths moved from '1 step' to 3-8 steps. The 4 remaining 1-step retries are the packed-solution case: the model reproduces the whole corrected solution in one block containing its own executed complete_task(), which is scored on its own answer — correct behaviour wearing a misleading '1 step' label.</w:t>
+      </w:r>
+    </w:p>
+    <w:p>
+      <w:r>
+        <w:t>[2] But zero retries converted a failure into a success.</w:t>
+      </w:r>
+    </w:p>
+    <w:p>
+      <w:r>
+        <w:t>Freed to run, the corrected attempts reach the SAME wrong answers as the originals. The Reviewer's diagnosis is accurate about what is wrong but not actionable enough to change the outcome — many env_error (SIGALRM) diagnoses carry no information about why a calculation was wrong, so the retry recomputes the same value.</w:t>
+      </w:r>
+    </w:p>
+    <w:p>
+      <w:r>
+        <w:t>[3] The score difference is attributable to attempt-1 variance, not to a regression in the fix — but the mechanism is the reverse of a bug.</w:t>
+      </w:r>
+    </w:p>
+    <w:p>
+      <w:r>
+        <w:t>All four flipped tasks solved on attempt 1 in the baseline with zero Reviewer fires. In the fixed run their attempt 1 diverged (temperature-0.1 sampling) and produced a WRONG answer. Two of them (34d9492_2, ec437da_2) then hung and were never scored. The other two (23d431c_3, 34d9492_3) correctly triggered the now-working retry path — the Reviewer fired, the retry actually ran (8 steps, and a packed 1-step block), and reached the same wrong answer. So these two are not 'untouched code': they are the fix working as designed on a task the baseline never sent down that path. The change cannot affect attempt-1 behaviour, so the flips originate in attempt-1 variance, not in the retry logic — but the honest framing is that the fix exercised the retry correctly and the retry could not recover the wrong answer, which is exactly finding [4].</w:t>
+      </w:r>
+    </w:p>
+    <w:p>
+      <w:r>
+        <w:t>[4] The substantive finding: retry_killed was MASKING failures, not causing them.</w:t>
+      </w:r>
+    </w:p>
+    <w:p>
+      <w:r>
+        <w:t>The study's projection of 'recover up to 36 failures' was too optimistic. The plumbing was genuinely broken AND the retries were mostly not going to succeed anyway — both true. The correct reading is that the retry-path defect inflated the apparent size of the retry opportunity.</w:t>
+      </w:r>
+    </w:p>
+    <w:p>
+      <w:r>
+        <w:t>[5] A secondary defect was found by the fix's own safety net and corrected.</w:t>
+      </w:r>
+    </w:p>
+    <w:p>
+      <w:r>
+        <w:t>The model sometimes writes a bare complete_task(...) instead of apis.supervisor.complete_task(...), which raises NameError and submits nothing. The initial submission flag was a substring match on the code text, so it wrongly counted this as a submission. Fixed by requiring the executed block to have raised no error (last_output_had_error) before marking the attempt submitted — otherwise a failed submit on a retry could re-read a previous attempt's sticky verdict, reintroducing a narrow version of the original bug.</w:t>
+      </w:r>
+    </w:p>
+    <w:p>
+      <w:pPr>
+        <w:pStyle w:val="3"/>
+      </w:pPr>
+      <w:r>
+        <w:t>5. Conclusions &amp; Next Steps</w:t>
+      </w:r>
+    </w:p>
+    <w:p>
+      <w:r>
+        <w:t>Key insight: the retry path is now mechanically correct (verified in logs and offline), but fixing it does not by itself raise the score — the reviewer diagnoses need to become actionable before retries convert.</w:t>
+      </w:r>
+    </w:p>
+    <w:p>
+      <w:r>
+        <w:t>[1] Keep the fix. It removes a genuine defect (discarded corrected answers) and a second one (failed-submit miscounting). Both are correctness improvements independent of score.</w:t>
+      </w:r>
+    </w:p>
+    <w:p>
+      <w:r>
+        <w:t>[2] Do not judge the fix by this single n=20 run. The score is noise-dominated; the mechanism evidence is far stronger and is what should be trusted.</w:t>
+      </w:r>
+    </w:p>
+    <w:p>
+      <w:r>
+        <w:t>[3] The next lever for retries is the Reviewer itself: env_error diagnoses in particular tell the model 'you timed out' but not 'your filter/scope/entity was wrong', so the retry cannot correct the actual mistake.</w:t>
+      </w:r>
+    </w:p>
+    <w:p>
+      <w:r>
+        <w:t>[4] Method note for all future A/Bs: attribute every flipped task individually. Here, 2 of 4 flips were tasks that hung before scoring (excluded, not regressions) and the other 2 were attempt-1 variance that then correctly exercised the retry — none was the retry logic breaking a task. Reading the headline 6-vs-10 alone would have been actively misleading. Also: 2 of 20 tasks not finishing is itself a signal worth watching (attempt-1 hangs on hard tasks).</w:t>
+      </w:r>
+    </w:p>
+    <w:p>
+      <w:r>
+        <w:t>Caveat: measured only on difficulty3-single-20. The fix's behaviour on multi-app tasks is covered by Track A Experiment 2 (dispatch), where retries were left deliberately out of scope (cursor disabled on reviewer retries) to keep the two changes orthogonal.</w:t>
+      </w:r>
+    </w:p>
+    <w:p>
+      <w:pPr>
+        <w:pStyle w:val="1"/>
+      </w:pPr>
+      <w:r>
+        <w:t>Experiment Log: Track A, Experiment 2 — Per-Step Dispatch by Declared Plan Step (Options C + D)</w:t>
+      </w:r>
+    </w:p>
+    <w:p>
+      <w:r>
+        <w:t>Date: 22/07/2026 | Conducted by: Omer</w:t>
+      </w:r>
+    </w:p>
+    <w:p>
+      <w:r>
+        <w:t>1. Objective &amp; Hypothesis</w:t>
+      </w:r>
+    </w:p>
+    <w:p>
+      <w:r>
+        <w:t>Primary Goal: Fix the positional dispatch bug. The orchestrator built a specialist map keyed by PLAN step number but indexed it with the ReAct ITERATION counter. These are equal only when every plan step takes exactly one ReAct iteration. The moment one step needs two iterations (pagination, an error retry, an exploratory print), every later step is misrouted — so the hardest cross-app merge work at the tail of a multi-app task ran in GENERIC mode with no specialist. This is why task breadth correlated so strongly with failure.</w:t>
+      </w:r>
+    </w:p>
+    <w:p>
+      <w:r>
+        <w:t>Chosen design (root-cause, not a patch): make the plan a to-do list with an explicit cursor, decoupled from ReAct iterations. The model DECLARES which plan step it is working on ('STEP: K', Option C); dispatch routes on the [app] tag of plan line K (Option D — the tag is ground truth already shipped by the Explorer). The cursor is sticky: absent a fresh declaration, code blocks stay on the current app's specialist.</w:t>
+      </w:r>
+    </w:p>
+    <w:p>
+      <w:r>
+        <w:t>Design rationale — the failure floor: a forgotten STEP declaration degrades to a SAFE STALL on the current app (cursor simply does not advance), never a silent misroute onto the wrong app. This was the decisive advantage over a pure declaration scheme, whose forgotten-declaration case drifts silently.</w:t>
+      </w:r>
+    </w:p>
+    <w:p>
+      <w:r>
+        <w:t>Split handling deliberately DEFERRED: the rare case where one plan line genuinely spans two apps is left unhandled (routes to the line's tagged app). It is bounded and non-catastrophic, and deferring it avoids adding contract the model can forget — to be added only if multi-app logs show split steps actually cost tasks.</w:t>
+      </w:r>
+    </w:p>
+    <w:p>
+      <w:pPr>
+        <w:pStyle w:val="3"/>
+      </w:pPr>
+      <w:r>
+        <w:t>2. Environment Setup</w:t>
+      </w:r>
+    </w:p>
+    <w:p>
+      <w:r>
+        <w:t>Branch: feat/specialists-and-success-rate (Track A pipeline work), from commit 150be3d, with Track A Experiment 1 (retry fix) already applied. Isolated git worktree.</w:t>
+      </w:r>
+    </w:p>
+    <w:p>
+      <w:r>
+        <w:t>Models: Executor / Explorer / Reviewer all gpt-4.1-mini | Temperature=0.1</w:t>
+      </w:r>
+    </w:p>
+    <w:p>
+      <w:r>
+        <w:t>Parameters: MAX_ITERATIONS=6 | MAX_EXECUTOR_RUNS=2 | MAX_REACT_STEPS=16</w:t>
+      </w:r>
+    </w:p>
+    <w:p>
+      <w:r>
+        <w:t>Scoring: world.evaluate() — the official AppWorld scorer.</w:t>
+      </w:r>
+    </w:p>
+    <w:p>
+      <w:r>
+        <w:t>Slice: venmo-random15 (train+dev). Chosen because it is genuinely multi-app — the single-app difficulty3 slice cannot exercise the fix (only 4 of 28 maps there are mixed-app).</w:t>
+      </w:r>
+    </w:p>
+    <w:p>
+      <w:r>
+        <w:t>Baseline for comparison: 7/15 from the capability study's venmo slice (same tasks, same seed).</w:t>
+      </w:r>
+    </w:p>
+    <w:p>
+      <w:r>
+        <w:t>Files changed (all Track A): app_agents/base.py (tag-based map, declared-step routing, sticky cursor, _parse_declared_step) and prompts_executor.py (the STEP: contract in the response format). BaseAppExecutor frozen; no Track B files touched. Coordinated on the [app] tag format already shipped by the partner in prompts_explorer.py.</w:t>
+      </w:r>
+    </w:p>
+    <w:p>
+      <w:r>
+        <w:t>Orthogonality: the cursor is DISABLED on reviewer-driven retries (which collapse the plan into one block), so this experiment does not interact with Experiment 1's retry path.</w:t>
+      </w:r>
+    </w:p>
+    <w:p>
+      <w:r>
+        <w:t>Offline verification: test_dispatch.py covers the exact bug (a step spanning 3 blocks), forgotten declarations (sticky fallback), and look-ahead/backtrack.</w:t>
+      </w:r>
+    </w:p>
+    <w:p>
+      <w:r>
+        <w:t>3. Quantitative Results</w:t>
+      </w:r>
+    </w:p>
+    <w:p>
+      <w:r>
+        <w:t>Score: 11/15, versus 7/15 baseline.</w:t>
+      </w:r>
+    </w:p>
+    <w:p>
+      <w:r>
+        <w:t>Dispatch mechanism — measured directly from the run log:</w:t>
+      </w:r>
+    </w:p>
+    <w:tbl>
+      <w:tblPr>
+        <w:tblStyle w:val="TableNormal"/>
+        <w:tblW w:type="auto" w:w="0"/>
+        <w:tblLook w:firstColumn="1" w:firstRow="1" w:lastColumn="0" w:lastRow="0" w:noHBand="0" w:noVBand="1" w:val="04A0"/>
+      </w:tblPr>
+      <w:tblGrid>
+        <w:gridCol w:w="4514"/>
+        <w:gridCol w:w="4514"/>
+      </w:tblGrid>
+      <w:tr>
+        <w:tc>
+          <w:tcPr>
+            <w:tcW w:type="dxa" w:w="4514"/>
+          </w:tcPr>
+          <w:p>
+            <w:r>
+              <w:rPr>
+                <w:b/>
+              </w:rPr>
+              <w:t>Metric</w:t>
+            </w:r>
+          </w:p>
+        </w:tc>
+        <w:tc>
+          <w:tcPr>
+            <w:tcW w:type="dxa" w:w="4514"/>
+          </w:tcPr>
+          <w:p>
+            <w:r>
+              <w:rPr>
+                <w:b/>
+              </w:rPr>
+              <w:t>Value</w:t>
+            </w:r>
+          </w:p>
+        </w:tc>
+      </w:tr>
+      <w:tr>
+        <w:tc>
+          <w:tcPr>
+            <w:tcW w:type="dxa" w:w="4514"/>
+          </w:tcPr>
+          <w:p>
+            <w:r>
+              <w:t>Cursor transitions (model declared STEP:, cursor followed)</w:t>
+            </w:r>
+          </w:p>
+        </w:tc>
+        <w:tc>
+          <w:tcPr>
+            <w:tcW w:type="dxa" w:w="4514"/>
+          </w:tcPr>
+          <w:p>
+            <w:r>
+              <w:t>47</w:t>
+            </w:r>
+          </w:p>
+        </w:tc>
+      </w:tr>
+      <w:tr>
+        <w:tc>
+          <w:tcPr>
+            <w:tcW w:type="dxa" w:w="4514"/>
+          </w:tcPr>
+          <w:p>
+            <w:r>
+              <w:t>Mixed-app dispatch maps in the slice</w:t>
+            </w:r>
+          </w:p>
+        </w:tc>
+        <w:tc>
+          <w:tcPr>
+            <w:tcW w:type="dxa" w:w="4514"/>
+          </w:tcPr>
+          <w:p>
+            <w:r>
+              <w:t>18</w:t>
+            </w:r>
+          </w:p>
+        </w:tc>
+      </w:tr>
+      <w:tr>
+        <w:tc>
+          <w:tcPr>
+            <w:tcW w:type="dxa" w:w="4514"/>
+          </w:tcPr>
+          <w:p>
+            <w:r>
+              <w:t>Code blocks routed to a specialist</w:t>
+            </w:r>
+          </w:p>
+        </w:tc>
+        <w:tc>
+          <w:tcPr>
+            <w:tcW w:type="dxa" w:w="4514"/>
+          </w:tcPr>
+          <w:p>
+            <w:r>
+              <w:t>120</w:t>
+            </w:r>
+          </w:p>
+        </w:tc>
+      </w:tr>
+      <w:tr>
+        <w:tc>
+          <w:tcPr>
+            <w:tcW w:type="dxa" w:w="4514"/>
+          </w:tcPr>
+          <w:p>
+            <w:r>
+              <w:t>Code blocks in generic mode</w:t>
+            </w:r>
+          </w:p>
+        </w:tc>
+        <w:tc>
+          <w:tcPr>
+            <w:tcW w:type="dxa" w:w="4514"/>
+          </w:tcPr>
+          <w:p>
+            <w:r>
+              <w:t>58</w:t>
+            </w:r>
+          </w:p>
+        </w:tc>
+      </w:tr>
+      <w:tr>
+        <w:tc>
+          <w:tcPr>
+            <w:tcW w:type="dxa" w:w="4514"/>
+          </w:tcPr>
+          <w:p>
+            <w:r>
+              <w:t>STEP: contract compliance</w:t>
+            </w:r>
+          </w:p>
+        </w:tc>
+        <w:tc>
+          <w:tcPr>
+            <w:tcW w:type="dxa" w:w="4514"/>
+          </w:tcPr>
+          <w:p>
+            <w:r>
+              <w:t>essentially total (47 clean transitions)</w:t>
+            </w:r>
+          </w:p>
+        </w:tc>
+      </w:tr>
+    </w:tbl>
+    <w:p>
+      <w:r>
+        <w:t>Failure breakdown (4 wrong): 22cc237_2, 22cc237_3 (payment-share calculation, tolerance assertion), 37a8675_2 (venmo Transaction/Notification completeness), 530b157_2 (Transaction + text-message completeness). In every inspected case the correct specialist WAS dispatched — the failures are wrong answers, not routing failures.</w:t>
+      </w:r>
+    </w:p>
+    <w:p>
+      <w:pPr>
+        <w:pStyle w:val="3"/>
+      </w:pPr>
+      <w:r>
+        <w:t>4. Qualitative Analysis</w:t>
+      </w:r>
+    </w:p>
+    <w:p>
+      <w:r>
+        <w:t>[1] The dispatch mechanism is proven — this is the solid part, verified in logs.</w:t>
+      </w:r>
+    </w:p>
+    <w:p>
+      <w:r>
+        <w:t>47 cursor transitions across a slice with 18 mixed-app maps. The cursor was observed live tracking venmo -&gt; phone -&gt; file_system arcs on three-app tasks, each block routed to the right specialist by the model's declaration. Under the old positional code those 58+ multi-app tail blocks would have drifted into the wrong specialist or generic mode.</w:t>
+      </w:r>
+    </w:p>
+    <w:p>
+      <w:r>
+        <w:t>[2] The one-step boundary lag appeared exactly as predicted, and is harmless.</w:t>
+      </w:r>
+    </w:p>
+    <w:p>
+      <w:r>
+        <w:t>Because routing happens before the LLM call and the declaration arrives inside the response, the FIRST block of a new app runs under the previous app's prompt; the cursor corrects on the next block. This is bounded, self-correcting, and never worse than the old behaviour — the old code's match at an app boundary was accidental, not intentional.</w:t>
+      </w:r>
+    </w:p>
+    <w:p>
+      <w:r>
+        <w:t>[3] STEP: compliance was near-total, contrary to the caution from Experiment 1.</w:t>
+      </w:r>
+    </w:p>
+    <w:p>
+      <w:r>
+        <w:t>Experiment 1 showed the model drops contracts (bare complete_task). Here it reliably emitted STEP:. The likely reason: STEP: sits at the very top of the required response format and is reinforced every step, whereas complete_task appears once at the end. The sticky fallback was designed for the non-compliance case and was rarely needed.</w:t>
+      </w:r>
+    </w:p>
+    <w:p>
+      <w:r>
+        <w:t>[4] The score moved 7 -&gt; 11, but must not be oversold.</w:t>
+      </w:r>
+    </w:p>
+    <w:p>
+      <w:r>
+        <w:t>n=15, single run. Per the study's own variance warning a single run cannot distinguish a real +4 from noise (4fab96f_2 alone swings 8/8 &lt;-&gt; 3/8 between runs; it passed this time). The mechanism evidence is far stronger than the score evidence. Still, this is a materially better outcome than Experiment 1: here the correctly-routed specialists actually solved multi-app tasks the baseline missed, rather than merely running correctly to the same wrong answer.</w:t>
+      </w:r>
+    </w:p>
+    <w:p>
+      <w:r>
+        <w:t>[5] Remaining failures are reasoning, not routing.</w:t>
+      </w:r>
+    </w:p>
+    <w:p>
+      <w:r>
+        <w:t>All 4 wrong tasks failed on answer-correctness or action-completeness assertions with the right specialist active. Dispatch cannot fix these and did not claim to — they belong to the specialist-knowledge / reviewer-actionability track.</w:t>
+      </w:r>
+    </w:p>
+    <w:p>
+      <w:pPr>
+        <w:pStyle w:val="3"/>
+      </w:pPr>
+      <w:r>
+        <w:t>5. Conclusions &amp; Next Steps</w:t>
+      </w:r>
+    </w:p>
+    <w:p>
+      <w:r>
+        <w:t>Key insight: routing on the DECLARED plan step (with the [app] tag as ground truth and a sticky fallback) removes the positional misrouting at its root, and does so with a safe failure floor rather than silent drift.</w:t>
+      </w:r>
+    </w:p>
+    <w:p>
+      <w:r>
+        <w:t>[1] Keep the fix. The mechanism is proven in logs on genuinely multi-app traffic, with near-total contract compliance and a harmless, self-correcting boundary lag.</w:t>
+      </w:r>
+    </w:p>
+    <w:p>
+      <w:r>
+        <w:t>[2] Treat 7 -&gt; 11 as directional, not established. The log evidence already shows the fix does what it is for; a repeat run would mainly bound the variance on a number we have agreed is noisy.</w:t>
+      </w:r>
+    </w:p>
+    <w:p>
+      <w:r>
+        <w:t>[3] Split handling stays deferred until logs show a split step costing a task. None was observed here.</w:t>
+      </w:r>
+    </w:p>
+    <w:p>
+      <w:r>
+        <w:t>[4] The residual venmo failures point at the next track: payment-share and action-completeness reasoning, which per-step dispatch cannot address.</w:t>
+      </w:r>
+    </w:p>
+    <w:p>
+      <w:r>
+        <w:t>Caveat: measured once on n=15. Both Track A fixes (retry, dispatch) are now log-verified and ready to commit; further measurement should be repeat runs to bound variance, not single-run confirmations.</w:t>
       </w:r>
     </w:p>
     <w:sectPr>

--- a/LARA-sub_agents/LARA/LARA - Documentation.docx
+++ b/LARA-sub_agents/LARA/LARA - Documentation.docx
@@ -17637,6 +17637,545 @@
     <w:p>
       <w:r>
         <w:t>Caveat: measured once on n=15. Both Track A fixes (retry, dispatch) are now log-verified and ready to commit; further measurement should be repeat runs to bound variance, not single-run confirmations.</w:t>
+      </w:r>
+    </w:p>
+    <w:p>
+      <w:pPr>
+        <w:pStyle w:val="1"/>
+      </w:pPr>
+      <w:r>
+        <w:t>Experiment Log: Simple Note Specialist — Integration &amp; Single-App Validation (15 tasks)</w:t>
+      </w:r>
+    </w:p>
+    <w:p>
+      <w:r>
+        <w:t>Date: 26/07/2026 | Conducted by: Omer</w:t>
+      </w:r>
+    </w:p>
+    <w:p>
+      <w:r>
+        <w:t>1. Objective &amp; Hypothesis</w:t>
+      </w:r>
+    </w:p>
+    <w:p>
+      <w:r>
+        <w:t>Primary Goal: Simple Note was the one common app with NO specialist — its plan steps fell through to the generic executor. This was implicated in a concrete failure: simple_note+splitwise join tasks where the Simple Note portion ran without API-specific guidance, and (separately) it caused a cross-app-detection bug for the ledger. This experiment integrates the partner-authored SimpleNoteExecutor and validates that it activates and that the model follows its guidance.</w:t>
+      </w:r>
+    </w:p>
+    <w:p>
+      <w:r>
+        <w:t>Design: run 15 SINGLE-APP (num_apps==1) simple_note tasks, seed 20260720 (sample_tasks --app simple_note --solo-only). Single-app isolates the specialist — it is active on essentially every step, so its behaviour is not confounded by other apps' breadth ceiling.</w:t>
+      </w:r>
+    </w:p>
+    <w:p>
+      <w:r>
+        <w:t>Scope of claim: there is no pre-specialist baseline run for these exact tasks, and this was a deliberate single-run (not an A/B). So this experiment answers 'does the specialist activate and does the model use the APIs it teaches', NOT 'did the score improve versus generic'. The one exception is two tasks that had previously failed in generic mode (see Qualitative [3]).</w:t>
+      </w:r>
+    </w:p>
+    <w:p>
+      <w:pPr>
+        <w:pStyle w:val="3"/>
+      </w:pPr>
+      <w:r>
+        <w:t>2. Environment Setup</w:t>
+      </w:r>
+    </w:p>
+    <w:p>
+      <w:r>
+        <w:t>Branch: feat/specialists-and-success-rate, commit e6aa113 (specialist integrated).</w:t>
+      </w:r>
+    </w:p>
+    <w:p>
+      <w:r>
+        <w:t>Models: Executor / Explorer / Reviewer all gpt-4.1-mini | Temperature=0.1</w:t>
+      </w:r>
+    </w:p>
+    <w:p>
+      <w:r>
+        <w:t>Parameters: MAX_ITERATIONS=6 | MAX_EXECUTOR_RUNS=2 | MAX_REACT_STEPS=16</w:t>
+      </w:r>
+    </w:p>
+    <w:p>
+      <w:r>
+        <w:t>Scoring: world.evaluate() — the official AppWorld scorer.</w:t>
+      </w:r>
+    </w:p>
+    <w:p>
+      <w:r>
+        <w:t>Tasks (15, solo simple_note): 0a9d82a_2/3, 6f4b9a5_1/2/3, 7847649_2/3, a30375d_1/3, afc4005_1/3, cf6abd2_1/2/3, d6ac34d_2.</w:t>
+      </w:r>
+    </w:p>
+    <w:p>
+      <w:r>
+        <w:t>Integration (Track B file + registration seam): app_agents/simple_note.py (new specialist), app_agents/__init__.py and executor.py (registration). Reconstructed from a copy-paste that had arrived mojibake'd; all API/field names per data/api_docs/standard/simple_note.json.</w:t>
+      </w:r>
+    </w:p>
+    <w:p>
+      <w:r>
+        <w:t>Artifact: analysis/runs/simplenote-solo15-run1.log</w:t>
+      </w:r>
+    </w:p>
+    <w:p>
+      <w:r>
+        <w:t>3. Quantitative Results</w:t>
+      </w:r>
+    </w:p>
+    <w:p>
+      <w:r>
+        <w:t>Score: 13/15 correct (87%).</w:t>
+      </w:r>
+    </w:p>
+    <w:p>
+      <w:r>
+        <w:t>Specialist activation and adherence, measured from the run log:</w:t>
+      </w:r>
+    </w:p>
+    <w:tbl>
+      <w:tblPr>
+        <w:tblStyle w:val="TableNormal"/>
+        <w:tblW w:type="auto" w:w="0"/>
+        <w:tblLook w:firstColumn="1" w:firstRow="1" w:lastColumn="0" w:lastRow="0" w:noHBand="0" w:noVBand="1" w:val="04A0"/>
+      </w:tblPr>
+      <w:tblGrid>
+        <w:gridCol w:w="3010"/>
+        <w:gridCol w:w="3010"/>
+        <w:gridCol w:w="3010"/>
+      </w:tblGrid>
+      <w:tr>
+        <w:tc>
+          <w:tcPr>
+            <w:tcW w:type="dxa" w:w="3010"/>
+          </w:tcPr>
+          <w:p>
+            <w:r>
+              <w:rPr>
+                <w:b/>
+              </w:rPr>
+              <w:t>Signal</w:t>
+            </w:r>
+          </w:p>
+        </w:tc>
+        <w:tc>
+          <w:tcPr>
+            <w:tcW w:type="dxa" w:w="3010"/>
+          </w:tcPr>
+          <w:p>
+            <w:r>
+              <w:rPr>
+                <w:b/>
+              </w:rPr>
+              <w:t>Value</w:t>
+            </w:r>
+          </w:p>
+        </w:tc>
+        <w:tc>
+          <w:tcPr>
+            <w:tcW w:type="dxa" w:w="3010"/>
+          </w:tcPr>
+          <w:p>
+            <w:r>
+              <w:rPr>
+                <w:b/>
+              </w:rPr>
+              <w:t>Meaning</w:t>
+            </w:r>
+          </w:p>
+        </w:tc>
+      </w:tr>
+      <w:tr>
+        <w:tc>
+          <w:tcPr>
+            <w:tcW w:type="dxa" w:w="3010"/>
+          </w:tcPr>
+          <w:p>
+            <w:r>
+              <w:t>Steps dispatched to SimpleNoteExecutor</w:t>
+            </w:r>
+          </w:p>
+        </w:tc>
+        <w:tc>
+          <w:tcPr>
+            <w:tcW w:type="dxa" w:w="3010"/>
+          </w:tcPr>
+          <w:p>
+            <w:r>
+              <w:t>85</w:t>
+            </w:r>
+          </w:p>
+        </w:tc>
+        <w:tc>
+          <w:tcPr>
+            <w:tcW w:type="dxa" w:w="3010"/>
+          </w:tcPr>
+          <w:p>
+            <w:r>
+              <w:t>specialist active on every tagged step</w:t>
+            </w:r>
+          </w:p>
+        </w:tc>
+      </w:tr>
+      <w:tr>
+        <w:tc>
+          <w:tcPr>
+            <w:tcW w:type="dxa" w:w="3010"/>
+          </w:tcPr>
+          <w:p>
+            <w:r>
+              <w:t>Steps in generic mode</w:t>
+            </w:r>
+          </w:p>
+        </w:tc>
+        <w:tc>
+          <w:tcPr>
+            <w:tcW w:type="dxa" w:w="3010"/>
+          </w:tcPr>
+          <w:p>
+            <w:r>
+              <w:t>26</w:t>
+            </w:r>
+          </w:p>
+        </w:tc>
+        <w:tc>
+          <w:tcPr>
+            <w:tcW w:type="dxa" w:w="3010"/>
+          </w:tcPr>
+          <w:p>
+            <w:r>
+              <w:t>login / supervisor / final-submit (untagged) — expected</w:t>
+            </w:r>
+          </w:p>
+        </w:tc>
+      </w:tr>
+      <w:tr>
+        <w:tc>
+          <w:tcPr>
+            <w:tcW w:type="dxa" w:w="3010"/>
+          </w:tcPr>
+          <w:p>
+            <w:r>
+              <w:t>show_note calls</w:t>
+            </w:r>
+          </w:p>
+        </w:tc>
+        <w:tc>
+          <w:tcPr>
+            <w:tcW w:type="dxa" w:w="3010"/>
+          </w:tcPr>
+          <w:p>
+            <w:r>
+              <w:t>75</w:t>
+            </w:r>
+          </w:p>
+        </w:tc>
+        <w:tc>
+          <w:tcPr>
+            <w:tcW w:type="dxa" w:w="3010"/>
+          </w:tcPr>
+          <w:p>
+            <w:r>
+              <w:t>taught pattern: read body via show_note, followed</w:t>
+            </w:r>
+          </w:p>
+        </w:tc>
+      </w:tr>
+      <w:tr>
+        <w:tc>
+          <w:tcPr>
+            <w:tcW w:type="dxa" w:w="3010"/>
+          </w:tcPr>
+          <w:p>
+            <w:r>
+              <w:t>fetch_all_pages('simple_note',...) calls</w:t>
+            </w:r>
+          </w:p>
+        </w:tc>
+        <w:tc>
+          <w:tcPr>
+            <w:tcW w:type="dxa" w:w="3010"/>
+          </w:tcPr>
+          <w:p>
+            <w:r>
+              <w:t>28</w:t>
+            </w:r>
+          </w:p>
+        </w:tc>
+        <w:tc>
+          <w:tcPr>
+            <w:tcW w:type="dxa" w:w="3010"/>
+          </w:tcPr>
+          <w:p>
+            <w:r>
+              <w:t>taught pattern: paginate search_notes, followed</w:t>
+            </w:r>
+          </w:p>
+        </w:tc>
+      </w:tr>
+      <w:tr>
+        <w:tc>
+          <w:tcPr>
+            <w:tcW w:type="dxa" w:w="3010"/>
+          </w:tcPr>
+          <w:p>
+            <w:r>
+              <w:t>content-trap violations (content read off a search_notes result)</w:t>
+            </w:r>
+          </w:p>
+        </w:tc>
+        <w:tc>
+          <w:tcPr>
+            <w:tcW w:type="dxa" w:w="3010"/>
+          </w:tcPr>
+          <w:p>
+            <w:r>
+              <w:t>0</w:t>
+            </w:r>
+          </w:p>
+        </w:tc>
+        <w:tc>
+          <w:tcPr>
+            <w:tcW w:type="dxa" w:w="3010"/>
+          </w:tcPr>
+          <w:p>
+            <w:r>
+              <w:t>the specialist's #1 warning is respected</w:t>
+            </w:r>
+          </w:p>
+        </w:tc>
+      </w:tr>
+      <w:tr>
+        <w:tc>
+          <w:tcPr>
+            <w:tcW w:type="dxa" w:w="3010"/>
+          </w:tcPr>
+          <w:p>
+            <w:r>
+              <w:t>add_content_to_note calls</w:t>
+            </w:r>
+          </w:p>
+        </w:tc>
+        <w:tc>
+          <w:tcPr>
+            <w:tcW w:type="dxa" w:w="3010"/>
+          </w:tcPr>
+          <w:p>
+            <w:r>
+              <w:t>0</w:t>
+            </w:r>
+          </w:p>
+        </w:tc>
+        <w:tc>
+          <w:tcPr>
+            <w:tcW w:type="dxa" w:w="3010"/>
+          </w:tcPr>
+          <w:p>
+            <w:r>
+              <w:t>no append task in this slice — not needed</w:t>
+            </w:r>
+          </w:p>
+        </w:tc>
+      </w:tr>
+    </w:tbl>
+    <w:p>
+      <w:r>
+        <w:t>The 2 failures — neither is a specialist (API-usage) error:</w:t>
+      </w:r>
+    </w:p>
+    <w:tbl>
+      <w:tblPr>
+        <w:tblStyle w:val="TableNormal"/>
+        <w:tblW w:type="auto" w:w="0"/>
+        <w:tblLook w:firstColumn="1" w:firstRow="1" w:lastColumn="0" w:lastRow="0" w:noHBand="0" w:noVBand="1" w:val="04A0"/>
+      </w:tblPr>
+      <w:tblGrid>
+        <w:gridCol w:w="3010"/>
+        <w:gridCol w:w="3010"/>
+        <w:gridCol w:w="3010"/>
+      </w:tblGrid>
+      <w:tr>
+        <w:tc>
+          <w:tcPr>
+            <w:tcW w:type="dxa" w:w="3010"/>
+          </w:tcPr>
+          <w:p>
+            <w:r>
+              <w:rPr>
+                <w:b/>
+              </w:rPr>
+              <w:t>Task</w:t>
+            </w:r>
+          </w:p>
+        </w:tc>
+        <w:tc>
+          <w:tcPr>
+            <w:tcW w:type="dxa" w:w="3010"/>
+          </w:tcPr>
+          <w:p>
+            <w:r>
+              <w:rPr>
+                <w:b/>
+              </w:rPr>
+              <w:t>Score</w:t>
+            </w:r>
+          </w:p>
+        </w:tc>
+        <w:tc>
+          <w:tcPr>
+            <w:tcW w:type="dxa" w:w="3010"/>
+          </w:tcPr>
+          <w:p>
+            <w:r>
+              <w:rPr>
+                <w:b/>
+              </w:rPr>
+              <w:t>Cause</w:t>
+            </w:r>
+          </w:p>
+        </w:tc>
+      </w:tr>
+      <w:tr>
+        <w:tc>
+          <w:tcPr>
+            <w:tcW w:type="dxa" w:w="3010"/>
+          </w:tcPr>
+          <w:p>
+            <w:r>
+              <w:t>6f4b9a5_1</w:t>
+            </w:r>
+          </w:p>
+        </w:tc>
+        <w:tc>
+          <w:tcPr>
+            <w:tcW w:type="dxa" w:w="3010"/>
+          </w:tcPr>
+          <w:p>
+            <w:r>
+              <w:t>7/8 (near-miss)</w:t>
+            </w:r>
+          </w:p>
+        </w:tc>
+        <w:tc>
+          <w:tcPr>
+            <w:tcW w:type="dxa" w:w="3010"/>
+          </w:tcPr>
+          <w:p>
+            <w:r>
+              <w:t>needs song release-month data not present in the note (external); retry also wrong</w:t>
+            </w:r>
+          </w:p>
+        </w:tc>
+      </w:tr>
+      <w:tr>
+        <w:tc>
+          <w:tcPr>
+            <w:tcW w:type="dxa" w:w="3010"/>
+          </w:tcPr>
+          <w:p>
+            <w:r>
+              <w:t>d6ac34d_2</w:t>
+            </w:r>
+          </w:p>
+        </w:tc>
+        <w:tc>
+          <w:tcPr>
+            <w:tcW w:type="dxa" w:w="3010"/>
+          </w:tcPr>
+          <w:p>
+            <w:r>
+              <w:t>3/9</w:t>
+            </w:r>
+          </w:p>
+        </w:tc>
+        <w:tc>
+          <w:tcPr>
+            <w:tcW w:type="dxa" w:w="3010"/>
+          </w:tcPr>
+          <w:p>
+            <w:r>
+              <w:t>add-note action produced wrong title / pinned status — content construction, not API usage</w:t>
+            </w:r>
+          </w:p>
+        </w:tc>
+      </w:tr>
+    </w:tbl>
+    <w:p>
+      <w:pPr>
+        <w:pStyle w:val="3"/>
+      </w:pPr>
+      <w:r>
+        <w:t>4. Qualitative Analysis</w:t>
+      </w:r>
+    </w:p>
+    <w:p>
+      <w:r>
+        <w:t>[1] The specialist activates correctly and the model uses what it teaches.</w:t>
+      </w:r>
+    </w:p>
+    <w:p>
+      <w:r>
+        <w:t>85 dispatches to SimpleNoteExecutor, 75 show_note calls, 28 fetch_all_pages calls, and ZERO instances of the content-trap it warns against (reading 'content' off a search_notes result, which returns None/KeyError). Every 'content' read in the run was off a show_note / full-note result — correct. The specialist is being followed, not merely present.</w:t>
+      </w:r>
+    </w:p>
+    <w:p>
+      <w:r>
+        <w:t>[2] Both failures are task-inherent, not specialist-caused.</w:t>
+      </w:r>
+    </w:p>
+    <w:p>
+      <w:r>
+        <w:t>6f4b9a5_1 requires a mapping from song name to release month — data that does not live in the Simple Note, so no note-API guidance could supply it (it is arguably mis-sampled as solo simple_note). d6ac34d_2 is an add-note action whose title/pinned status came out wrong — a content-construction mistake outside the specialist's API remit.</w:t>
+      </w:r>
+    </w:p>
+    <w:p>
+      <w:r>
+        <w:t>[3] The strongest causal signal: two tasks that FAILED in generic mode now pass.</w:t>
+      </w:r>
+    </w:p>
+    <w:p>
+      <w:r>
+        <w:t>0a9d82a_2 and 0a9d82a_3 (habit-streak questions) both failed while running in generic mode during the earlier ledger probe. With the specialist active they both PASS. This is the closest thing to a before/after available here and it points the right way — though it is n=2 and confounded with run-to-run variance, so it is suggestive, not conclusive.</w:t>
+      </w:r>
+    </w:p>
+    <w:p>
+      <w:r>
+        <w:t>[4] Consistent with the capability study's specialist findings.</w:t>
+      </w:r>
+    </w:p>
+    <w:p>
+      <w:r>
+        <w:t>Like the audited Splitwise and Todoist specialists, SimpleNoteExecutor is sound and hallucination-free: every API it drove the model to call is a real member of the simple_note surface. It closes a genuine coverage hole rather than patching a single task.</w:t>
+      </w:r>
+    </w:p>
+    <w:p>
+      <w:pPr>
+        <w:pStyle w:val="3"/>
+      </w:pPr>
+      <w:r>
+        <w:t>5. Conclusions &amp; Next Steps</w:t>
+      </w:r>
+    </w:p>
+    <w:p>
+      <w:r>
+        <w:t>Key insight: the Simple Note specialist is validated as active, correctly used, and hallucination-free on single-app tasks (13/15, 0 specialist-caused failures). It closes the last common-app coverage gap.</w:t>
+      </w:r>
+    </w:p>
+    <w:p>
+      <w:r>
+        <w:t>[1] Keep the specialist. Integration is clean (specialist file + a one-line registration in the executor seam) and BaseAppExecutor is untouched.</w:t>
+      </w:r>
+    </w:p>
+    <w:p>
+      <w:r>
+        <w:t>[2] The 13/15 score is strong but NOT a proven lift — no A/B baseline. The two generic-fail -&gt; specialist-pass flips are the only causal evidence and are n=2. To make the causal claim, re-run these 15 IDs on the pre-e6aa113 commit.</w:t>
+      </w:r>
+    </w:p>
+    <w:p>
+      <w:r>
+        <w:t>[3] Multi-app remains the open frontier. This validates the specialist in isolation; whether it lifts the simple_note+splitwise JOIN tasks (its original motivation) is a separate question gated by the multi-app breadth ceiling, and by ledger adoption (still 0).</w:t>
+      </w:r>
+    </w:p>
+    <w:p>
+      <w:r>
+        <w:t>Caveat: single run, n=15, one task likely mis-sampled as solo. Numbers are directional; the mechanism/adherence evidence is the reliable part.</w:t>
       </w:r>
     </w:p>
     <w:sectPr>
